--- a/por/docx/001.content.docx
+++ b/por/docx/001.content.docx
@@ -499,18 +499,12 @@
           <w:lang w:val="pt_PT" w:bidi="pt_PT"/>
         </w:rPr>
       </w:r>
-      <w:hyperlink r:id="rId13">
-        <w:r>
-          <w:rPr>
-            <w:lang w:val="pt_PT" w:bidi="pt_PT"/>
-          </w:rPr>
-          <w:rPr>
-            <w:color w:val="0000EE"/>
-            <w:u w:val="single"/>
-          </w:rPr>
-          <w:t>Atos 26.7</w:t>
-        </w:r>
-      </w:hyperlink>
+      <w:r>
+        <w:rPr>
+          <w:lang w:val="pt_PT" w:bidi="pt_PT"/>
+        </w:rPr>
+        <w:t>Atos 26.7</w:t>
+      </w:r>
     </w:p>
     <w:p>
       <w:pPr>
@@ -523,18 +517,12 @@
           <w:lang w:val="pt_PT" w:bidi="pt_PT"/>
         </w:rPr>
       </w:r>
-      <w:hyperlink r:id="rId14">
-        <w:r>
-          <w:rPr>
-            <w:lang w:val="pt_PT" w:bidi="pt_PT"/>
-          </w:rPr>
-          <w:rPr>
-            <w:color w:val="0000EE"/>
-            <w:u w:val="single"/>
-          </w:rPr>
-          <w:t>Gênesis 49.28</w:t>
-        </w:r>
-      </w:hyperlink>
+      <w:r>
+        <w:rPr>
+          <w:lang w:val="pt_PT" w:bidi="pt_PT"/>
+        </w:rPr>
+        <w:t>Gênesis 49.28</w:t>
+      </w:r>
     </w:p>
     <w:p>
       <w:pPr>
@@ -547,18 +535,12 @@
           <w:lang w:val="pt_PT" w:bidi="pt_PT"/>
         </w:rPr>
       </w:r>
-      <w:hyperlink r:id="rId15">
-        <w:r>
-          <w:rPr>
-            <w:lang w:val="pt_PT" w:bidi="pt_PT"/>
-          </w:rPr>
-          <w:rPr>
-            <w:color w:val="0000EE"/>
-            <w:u w:val="single"/>
-          </w:rPr>
-          <w:t>Lucas 22.28–30</w:t>
-        </w:r>
-      </w:hyperlink>
+      <w:r>
+        <w:rPr>
+          <w:lang w:val="pt_PT" w:bidi="pt_PT"/>
+        </w:rPr>
+        <w:t>Lucas 22.28–30</w:t>
+      </w:r>
     </w:p>
     <w:p>
       <w:pPr>
@@ -571,18 +553,12 @@
           <w:lang w:val="pt_PT" w:bidi="pt_PT"/>
         </w:rPr>
       </w:r>
-      <w:hyperlink r:id="rId16">
-        <w:r>
-          <w:rPr>
-            <w:lang w:val="pt_PT" w:bidi="pt_PT"/>
-          </w:rPr>
-          <w:rPr>
-            <w:color w:val="0000EE"/>
-            <w:u w:val="single"/>
-          </w:rPr>
-          <w:t>Mateus 19.28</w:t>
-        </w:r>
-      </w:hyperlink>
+      <w:r>
+        <w:rPr>
+          <w:lang w:val="pt_PT" w:bidi="pt_PT"/>
+        </w:rPr>
+        <w:t>Mateus 19.28</w:t>
+      </w:r>
     </w:p>
     <w:p>
       <w:pPr>
